--- a/articles/output/Статья.docx
+++ b/articles/output/Статья.docx
@@ -528,7 +528,7 @@
                     <pic:cNvPicPr/>
                   </pic:nvPicPr>
                   <pic:blipFill>
-                    <a:blip r:embed="rId16"/>
+                    <a:blip r:embed="rId25"/>
                     <a:stretch>
                       <a:fillRect/>
                     </a:stretch>
@@ -552,12 +552,12 @@
         <w:pStyle w:val="a9"/>
       </w:pPr>
       <w:r>
-        <w:t>Рис. 2. Медианная задержка для пар GPU на разных узлах G5500 V7 в среде auto при трёх значениях UCX_RNDV_THRESH и в среде host, режим one_to_one</w:t>
-      </w:r>
-    </w:p>
-    <w:p>
-      <w:r>
-        <w:t>Без GDRCopy UCX копирует данные небольшими порциями, поэтому протокол eager медленнее даже среды host, где буфер копируется целиком. Чтобы протокол передачи не зависел от размера сообщения и группы узлов, основные измерения выполнены с UCX_RNDV_THRESH=0, при котором любое сообщение передаётся протоколом rendezvous.</w:t>
+        <w:t>Рис. 2. Медианная задержка для пар GPU на разных узлах G5500 V7 в среде auto при трёх значениях UCX_RNDV_THRESH и в среде host при UCX_RNDV_THRESH=0, режим one_to_one</w:t>
+      </w:r>
+    </w:p>
+    <w:p>
+      <w:r>
+        <w:t>Без GDRCopy UCX копирует данные небольшими порциями, поэтому протокол eager медленнее даже среды host, где буфер копируется целиком. В среде host порог на путь передачи не влияет, поскольку данные в любом случае проходят через оперативную память: для сообщений от 2 МБ задержки при трёх значениях порога различаются не более чем на 7%, а для небольших сообщений различия не систематичны. Чтобы протокол передачи не зависел от размера сообщения и группы узлов, основные измерения выполнены с UCX_RNDV_THRESH=0, при котором любое сообщение передаётся протоколом rendezvous.</w:t>
       </w:r>
     </w:p>
     <w:p>
@@ -568,7 +568,7 @@
         <w:t xml:space="preserve">Режим one_to_one. </w:t>
       </w:r>
       <w:r>
-        <w:t>Наиболее показателен этот режим при сообщениях размером 16 МБ, когда задержка определяется пропускной способностью канала (рис. 3 и 4). Внутри узла G8600 V7 передача между GPU в среде auto примерно в 17 раз быстрее, чем в среде host, и достигает около 75% теоретической пропускной способности NVLink третьего поколения (300 ГБ/с в одном направлении). Задержки для всех пар GPU этого узла различаются не более чем на 2%, что согласуется с полносвязной топологией NVSwitch. На группе узлов G5500 V7 среда auto быстрее host лишь примерно в 1.5 раза, причём как для пар GPU внутри одного узла, так и для пар на разных узлах. Передача между узлами в среде auto достигает около 70% предела InfiniBand 100 Гбит/с.</w:t>
+        <w:t>Наиболее показателен этот режим при сообщениях размером 16 МБ, когда задержка определяется пропускной способностью канала (рис. 3 и 4). Внутри узла G8600 V7 передача между GPU в среде auto примерно в 17 раз быстрее, чем в среде host, и достигает около 75% теоретической пропускной способности NVLink третьего поколения (300 ГБ/с в одном направлении). Задержки для всех пар GPU этого узла различаются не более чем на 2.1%, что согласуется с полносвязной топологией NVSwitch. На группе узлов G5500 V7 среда auto быстрее host лишь примерно в 1.5 раза, причём как для пар GPU внутри одного узла, так и для пар на разных узлах. Для сообщений меньшего размера выигрыша на этой группе узлов нет: до 512 КБ для пар на разных узлах и до 2 МБ для пар внутри узла среда auto не быстрее среды host. Передача между узлами в среде auto достигает около 70% предела InfiniBand 100 Гбит/с.</w:t>
       </w:r>
     </w:p>
     <w:p>
@@ -591,7 +591,7 @@
                     <pic:cNvPicPr/>
                   </pic:nvPicPr>
                   <pic:blipFill>
-                    <a:blip r:embed="rId17"/>
+                    <a:blip r:embed="rId26"/>
                     <a:stretch>
                       <a:fillRect/>
                     </a:stretch>
@@ -638,7 +638,7 @@
                     <pic:cNvPicPr/>
                   </pic:nvPicPr>
                   <pic:blipFill>
-                    <a:blip r:embed="rId18"/>
+                    <a:blip r:embed="rId27"/>
                     <a:stretch>
                       <a:fillRect/>
                     </a:stretch>
@@ -673,7 +673,7 @@
         <w:t xml:space="preserve">Режим all_to_all. </w:t>
       </w:r>
       <w:r>
-        <w:t>В этом режиме задержки на обеих группах узлов и в обеих средах получились заметно больше, чем в one_to_one, из-за конкуренции передач за общие ресурсы.</w:t>
+        <w:t>В этом режиме задержки на обеих группах узлов и в обеих средах получились заметно больше, чем в one_to_one, из-за конкуренции передач за общие ресурсы. На группе узлов G5500 V7 в среде auto задержки для пар внутри узла при этом почти не отличаются от задержек для пар на разных узлах (6.2 и 6.6 мс при 16 МБ), тогда как в среде host передача внутри узла в 2.5 раза быстрее, чем между узлами.</w:t>
       </w:r>
     </w:p>
     <w:p>
